--- a/相关步骤/步骤.docx
+++ b/相关步骤/步骤.docx
@@ -3,7 +3,15 @@
 <w:document xmlns:wpc="http://schemas.microsoft.com/office/word/2010/wordprocessingCanvas" xmlns:cx="http://schemas.microsoft.com/office/drawing/2014/chartex" xmlns:cx1="http://schemas.microsoft.com/office/drawing/2015/9/8/chartex" xmlns:cx2="http://schemas.microsoft.com/office/drawing/2015/10/21/chartex" xmlns:cx3="http://schemas.microsoft.com/office/drawing/2016/5/9/chartex" xmlns:cx4="http://schemas.microsoft.com/office/drawing/2016/5/10/chartex" xmlns:cx5="http://schemas.microsoft.com/office/drawing/2016/5/11/chartex" xmlns:cx6="http://schemas.microsoft.com/office/drawing/2016/5/12/chartex" xmlns:cx7="http://schemas.microsoft.com/office/drawing/2016/5/13/chartex" xmlns:cx8="http://schemas.microsoft.com/office/drawing/2016/5/14/chartex" xmlns:mc="http://schemas.openxmlformats.org/markup-compatibility/2006" xmlns:aink="http://schemas.microsoft.com/office/drawing/2016/ink" xmlns:am3d="http://schemas.microsoft.com/office/drawing/2017/model3d" xmlns:o="urn:schemas-microsoft-com:office:office" xmlns:oel="http://schemas.microsoft.com/office/2019/extlst" xmlns:r="http://schemas.openxmlformats.org/officeDocument/2006/relationships" xmlns:m="http://schemas.openxmlformats.org/officeDocument/2006/math" xmlns:v="urn:schemas-microsoft-com:vml" xmlns:wp14="http://schemas.microsoft.com/office/word/2010/wordprocessingDrawing" xmlns:wp="http://schemas.openxmlformats.org/drawingml/2006/wordprocessingDrawing" xmlns:w10="urn:schemas-microsoft-com:office:word" xmlns:w="http://schemas.openxmlformats.org/wordprocessingml/2006/main" xmlns:w14="http://schemas.microsoft.com/office/word/2010/wordml" xmlns:w15="http://schemas.microsoft.com/office/word/2012/wordml" xmlns:w16cex="http://schemas.microsoft.com/office/word/2018/wordml/cex" xmlns:w16cid="http://schemas.microsoft.com/office/word/2016/wordml/cid" xmlns:w16="http://schemas.microsoft.com/office/word/2018/wordml" xmlns:w16du="http://schemas.microsoft.com/office/word/2023/wordml/word16du" xmlns:w16sdtdh="http://schemas.microsoft.com/office/word/2020/wordml/sdtdatahash" xmlns:w16sdtfl="http://schemas.microsoft.com/office/word/2024/wordml/sdtformatlock" xmlns:w16se="http://schemas.microsoft.com/office/word/2015/wordml/symex" xmlns:wpg="http://schemas.microsoft.com/office/word/2010/wordprocessingGroup" xmlns:wpi="http://schemas.microsoft.com/office/word/2010/wordprocessingInk" xmlns:wne="http://schemas.microsoft.com/office/word/2006/wordml" xmlns:wps="http://schemas.microsoft.com/office/word/2010/wordprocessingShape" mc:Ignorable="w14 w15 w16se w16cid w16 w16cex w16sdtdh w16sdtfl w16du wp14">
   <w:body>
     <w:p>
-      <w:r>
+      <w:pPr>
+        <w:rPr>
+          <w:rFonts w:hint="eastAsia"/>
+        </w:rPr>
+      </w:pPr>
+      <w:r>
+        <w:rPr>
+          <w:noProof/>
+        </w:rPr>
         <w:drawing>
           <wp:inline distT="0" distB="0" distL="0" distR="0" wp14:anchorId="73C8DD49" wp14:editId="59D70E97">
             <wp:extent cx="5274310" cy="4892040"/>
@@ -72,32 +80,79 @@
         <w:t xml:space="preserve">  </w:t>
       </w:r>
       <w:r>
-        <w:t>安装</w:t>
-      </w:r>
-      <w:proofErr w:type="spellStart"/>
-      <w:r>
-        <w:t>vercel</w:t>
-      </w:r>
-      <w:proofErr w:type="spellEnd"/>
-      <w:r>
-        <w:t xml:space="preserve"> 本体</w:t>
-      </w:r>
-      <w:proofErr w:type="spellStart"/>
-      <w:r>
-        <w:t>npm</w:t>
-      </w:r>
-      <w:proofErr w:type="spellEnd"/>
-      <w:r>
+        <w:t xml:space="preserve">安装vercel 本体npm </w:t>
+      </w:r>
+      <w:r>
+        <w:rPr>
+          <w:rFonts w:hint="eastAsia"/>
+        </w:rPr>
+        <w:t xml:space="preserve">i </w:t>
+      </w:r>
+      <w:r>
+        <w:t>-g vercel,然后登录 vercel</w:t>
+      </w:r>
+      <w:r>
+        <w:rPr>
+          <w:rFonts w:hint="eastAsia"/>
+        </w:rPr>
         <w:t xml:space="preserve"> </w:t>
       </w:r>
-      <w:proofErr w:type="spellStart"/>
-      <w:r>
-        <w:rPr>
-          <w:rFonts w:hint="eastAsia"/>
-        </w:rPr>
-        <w:t>i</w:t>
-      </w:r>
-      <w:proofErr w:type="spellEnd"/>
+      <w:r>
+        <w:t>login</w:t>
+      </w:r>
+    </w:p>
+    <w:p>
+      <w:pPr>
+        <w:rPr>
+          <w:rFonts w:hint="eastAsia"/>
+        </w:rPr>
+      </w:pPr>
+    </w:p>
+    <w:p>
+      <w:pPr>
+        <w:rPr>
+          <w:rFonts w:hint="eastAsia"/>
+        </w:rPr>
+      </w:pPr>
+      <w:r>
+        <w:rPr>
+          <w:rFonts w:hint="eastAsia"/>
+        </w:rPr>
+        <w:t>2.     终端内输入：</w:t>
+      </w:r>
+      <w:r>
+        <w:t>npx plugins add vercel/vercel-plugin</w:t>
+      </w:r>
+    </w:p>
+    <w:p>
+      <w:pPr>
+        <w:rPr>
+          <w:rFonts w:hint="eastAsia"/>
+        </w:rPr>
+      </w:pPr>
+    </w:p>
+    <w:p>
+      <w:pPr>
+        <w:rPr>
+          <w:rFonts w:hint="eastAsia"/>
+        </w:rPr>
+      </w:pPr>
+      <w:r>
+        <w:rPr>
+          <w:rFonts w:hint="eastAsia"/>
+        </w:rPr>
+        <w:t>3.    点击网址：</w:t>
+      </w:r>
+      <w:r>
+        <w:t>https://supabase.com/docs/guides/ai-tools/mcp</w:t>
+      </w:r>
+    </w:p>
+    <w:p>
+      <w:pPr>
+        <w:rPr>
+          <w:rFonts w:hint="eastAsia"/>
+        </w:rPr>
+      </w:pPr>
       <w:r>
         <w:rPr>
           <w:rFonts w:hint="eastAsia"/>
@@ -105,111 +160,7 @@
         <w:t xml:space="preserve"> </w:t>
       </w:r>
       <w:r>
-        <w:t xml:space="preserve">-g </w:t>
-      </w:r>
-      <w:proofErr w:type="spellStart"/>
-      <w:r>
-        <w:t>vercel</w:t>
-      </w:r>
-      <w:proofErr w:type="spellEnd"/>
-      <w:r>
-        <w:t xml:space="preserve">,然后登录 </w:t>
-      </w:r>
-      <w:proofErr w:type="spellStart"/>
-      <w:r>
-        <w:t>vercel</w:t>
-      </w:r>
-      <w:proofErr w:type="spellEnd"/>
-      <w:r>
-        <w:rPr>
-          <w:rFonts w:hint="eastAsia"/>
-        </w:rPr>
-        <w:t xml:space="preserve"> </w:t>
-      </w:r>
-      <w:r>
-        <w:t>login</w:t>
-      </w:r>
-    </w:p>
-    <w:p/>
-    <w:p>
-      <w:r>
-        <w:rPr>
-          <w:rFonts w:hint="eastAsia"/>
-        </w:rPr>
-        <w:t>2.     终端内输入：</w:t>
-      </w:r>
-      <w:proofErr w:type="spellStart"/>
-      <w:r>
-        <w:t>npx</w:t>
-      </w:r>
-      <w:proofErr w:type="spellEnd"/>
-      <w:r>
-        <w:t xml:space="preserve"> plugins add </w:t>
-      </w:r>
-      <w:proofErr w:type="spellStart"/>
-      <w:r>
-        <w:t>vercel</w:t>
-      </w:r>
-      <w:proofErr w:type="spellEnd"/>
-      <w:r>
-        <w:t>/</w:t>
-      </w:r>
-      <w:proofErr w:type="spellStart"/>
-      <w:r>
-        <w:t>vercel</w:t>
-      </w:r>
-      <w:proofErr w:type="spellEnd"/>
-      <w:r>
-        <w:t>-plugin</w:t>
-      </w:r>
-    </w:p>
-    <w:p/>
-    <w:p>
-      <w:pPr>
-        <w:rPr>
-          <w:rFonts w:hint="eastAsia"/>
-        </w:rPr>
-      </w:pPr>
-      <w:r>
-        <w:rPr>
-          <w:rFonts w:hint="eastAsia"/>
-        </w:rPr>
-        <w:t>3.    点击网址：</w:t>
-      </w:r>
-      <w:r>
-        <w:t>https://supabase.com/docs/guides/ai-tools/mcp</w:t>
-      </w:r>
-    </w:p>
-    <w:p>
-      <w:r>
-        <w:rPr>
-          <w:rFonts w:hint="eastAsia"/>
-        </w:rPr>
-        <w:t xml:space="preserve"> </w:t>
-      </w:r>
-      <w:proofErr w:type="spellStart"/>
-      <w:r>
-        <w:t>claude</w:t>
-      </w:r>
-      <w:proofErr w:type="spellEnd"/>
-      <w:r>
-        <w:t xml:space="preserve"> </w:t>
-      </w:r>
-      <w:proofErr w:type="spellStart"/>
-      <w:r>
-        <w:t>mcp</w:t>
-      </w:r>
-      <w:proofErr w:type="spellEnd"/>
-      <w:r>
-        <w:t xml:space="preserve"> add --scope project --transport http </w:t>
-      </w:r>
-      <w:proofErr w:type="spellStart"/>
-      <w:r>
-        <w:t>supabase</w:t>
-      </w:r>
-      <w:proofErr w:type="spellEnd"/>
-      <w:r>
-        <w:t xml:space="preserve"> </w:t>
+        <w:t xml:space="preserve">claude mcp add --scope project --transport http supabase </w:t>
       </w:r>
       <w:hyperlink r:id="rId6" w:history="1">
         <w:r>
@@ -220,8 +171,19 @@
         </w:r>
       </w:hyperlink>
     </w:p>
-    <w:p/>
-    <w:p>
+    <w:p>
+      <w:pPr>
+        <w:rPr>
+          <w:rFonts w:hint="eastAsia"/>
+        </w:rPr>
+      </w:pPr>
+    </w:p>
+    <w:p>
+      <w:pPr>
+        <w:rPr>
+          <w:rFonts w:hint="eastAsia"/>
+        </w:rPr>
+      </w:pPr>
       <w:r>
         <w:rPr>
           <w:noProof/>
@@ -265,88 +227,307 @@
       </w:r>
     </w:p>
     <w:p>
+      <w:pPr>
+        <w:rPr>
+          <w:rFonts w:hint="eastAsia"/>
+        </w:rPr>
+      </w:pPr>
       <w:r>
         <w:rPr>
           <w:rFonts w:hint="eastAsia"/>
         </w:rPr>
         <w:t xml:space="preserve">4.  </w:t>
       </w:r>
-      <w:proofErr w:type="spellStart"/>
-      <w:r>
-        <w:t>npm</w:t>
-      </w:r>
-      <w:proofErr w:type="spellEnd"/>
-      <w:r>
-        <w:t xml:space="preserve"> install -g @fission-ai/openspec@latest</w:t>
-      </w:r>
-    </w:p>
-    <w:p>
+      <w:r>
+        <w:t>npm install -g @fission-ai/openspec@latest</w:t>
+      </w:r>
+    </w:p>
+    <w:p>
+      <w:pPr>
+        <w:rPr>
+          <w:rFonts w:hint="eastAsia"/>
+        </w:rPr>
+      </w:pPr>
       <w:r>
         <w:tab/>
       </w:r>
-      <w:proofErr w:type="spellStart"/>
-      <w:r>
-        <w:t>openspec</w:t>
-      </w:r>
-      <w:proofErr w:type="spellEnd"/>
-      <w:r>
-        <w:t xml:space="preserve"> </w:t>
-      </w:r>
-      <w:proofErr w:type="spellStart"/>
-      <w:r>
-        <w:t>init</w:t>
-      </w:r>
-      <w:proofErr w:type="spellEnd"/>
+      <w:r>
+        <w:t>openspec init</w:t>
+      </w:r>
+    </w:p>
+    <w:p>
+      <w:pPr>
+        <w:rPr>
+          <w:rFonts w:hint="eastAsia"/>
+        </w:rPr>
+      </w:pPr>
+    </w:p>
+    <w:p>
+      <w:pPr>
+        <w:rPr>
+          <w:rFonts w:hint="eastAsia"/>
+        </w:rPr>
+      </w:pPr>
+      <w:r>
+        <w:rPr>
+          <w:rFonts w:hint="eastAsia"/>
+        </w:rPr>
+        <w:t xml:space="preserve">5.  </w:t>
+      </w:r>
+      <w:r>
+        <w:rPr>
+          <w:rFonts w:hint="eastAsia"/>
+        </w:rPr>
+        <w:t>输入Claude（如果通过中转站转接别的模型，输入ccr code）</w:t>
+      </w:r>
+    </w:p>
+    <w:p>
+      <w:pPr>
+        <w:rPr>
+          <w:rFonts w:hint="eastAsia"/>
+        </w:rPr>
+      </w:pPr>
+    </w:p>
+    <w:p>
+      <w:r>
+        <w:rPr>
+          <w:rFonts w:hint="eastAsia"/>
+        </w:rPr>
+        <w:t>恢复历史对话</w:t>
+      </w:r>
+      <w:r>
+        <w:t xml:space="preserve">claude </w:t>
+      </w:r>
+      <w:r>
+        <w:t>–</w:t>
+      </w:r>
+      <w:r>
+        <w:t>resume</w:t>
+      </w:r>
     </w:p>
     <w:p/>
-    <w:p>
-      <w:r>
-        <w:rPr>
-          <w:rFonts w:hint="eastAsia"/>
-        </w:rPr>
-        <w:t xml:space="preserve">5.  </w:t>
-      </w:r>
-      <w:r>
-        <w:rPr>
-          <w:rFonts w:hint="eastAsia"/>
-        </w:rPr>
-        <w:t>输入Claude（如果通过中转站转接别的模型，输入</w:t>
-      </w:r>
-      <w:proofErr w:type="spellStart"/>
-      <w:r>
-        <w:rPr>
-          <w:rFonts w:hint="eastAsia"/>
-        </w:rPr>
-        <w:t>ccr</w:t>
-      </w:r>
-      <w:proofErr w:type="spellEnd"/>
-      <w:r>
-        <w:rPr>
-          <w:rFonts w:hint="eastAsia"/>
-        </w:rPr>
-        <w:t xml:space="preserve"> code）</w:t>
-      </w:r>
-    </w:p>
     <w:p/>
-    <w:p>
-      <w:pPr>
-        <w:rPr>
-          <w:rFonts w:hint="eastAsia"/>
-        </w:rPr>
-      </w:pPr>
-      <w:r>
-        <w:rPr>
-          <w:rFonts w:hint="eastAsia"/>
-        </w:rPr>
-        <w:t>恢复历史对话</w:t>
-      </w:r>
-      <w:proofErr w:type="spellStart"/>
-      <w:r>
-        <w:t>claude</w:t>
-      </w:r>
-      <w:proofErr w:type="spellEnd"/>
-      <w:r>
-        <w:t xml:space="preserve"> --resume</w:t>
+    <w:p/>
+    <w:p>
+      <w:r>
+        <w:t>跟你之前进过的方式一模一样,你已经做过几次了,这次再帮你理一遍。你那个"昨天的 Linux 系统"就是 WSL(Ubuntu),项目和进度都在里面,打开方式:</w:t>
+      </w:r>
+    </w:p>
+    <w:p>
+      <w:r>
+        <w:rPr>
+          <w:b/>
+          <w:bCs/>
+        </w:rPr>
+        <w:t>最简单:用 Recent(最近)列表</w:t>
+      </w:r>
+      <w:r>
+        <w:t xml:space="preserve"> 打开 VS Code 后,在欢迎页的 </w:t>
+      </w:r>
+      <w:r>
+        <w:rPr>
+          <w:b/>
+          <w:bCs/>
+        </w:rPr>
+        <w:t>Recent</w:t>
+      </w:r>
+      <w:r>
+        <w:t xml:space="preserve"> 区域,或者菜单 </w:t>
+      </w:r>
+      <w:r>
+        <w:rPr>
+          <w:b/>
+          <w:bCs/>
+        </w:rPr>
+        <w:t>File → Open Recent</w:t>
+      </w:r>
+      <w:r>
+        <w:t>,点那条带标记的:</w:t>
+      </w:r>
+    </w:p>
+    <w:p>
+      <w:r>
+        <w:rPr>
+          <w:b/>
+          <w:bCs/>
+        </w:rPr>
+        <w:t>0523-assistant [WSL: Ubuntu]</w:t>
+      </w:r>
+    </w:p>
+    <w:p>
+      <w:r>
+        <w:t xml:space="preserve">它会自动连进 WSL 并打开你的项目。看到这两个标志就对了:左下角绿色 </w:t>
+      </w:r>
+      <w:r>
+        <w:rPr>
+          <w:b/>
+          <w:bCs/>
+        </w:rPr>
+        <w:t>「WSL: Ubuntu」</w:t>
+      </w:r>
+      <w:r>
+        <w:t xml:space="preserve">、左上角资源管理器显示 </w:t>
+      </w:r>
+      <w:r>
+        <w:rPr>
+          <w:b/>
+          <w:bCs/>
+        </w:rPr>
+        <w:t>0523-ASSISTANT [WSL: UBUNTU]</w:t>
+      </w:r>
+      <w:r>
+        <w:t>。</w:t>
+      </w:r>
+    </w:p>
+    <w:p>
+      <w:r>
+        <w:rPr>
+          <w:b/>
+          <w:bCs/>
+        </w:rPr>
+        <w:lastRenderedPageBreak/>
+        <w:t>如果 Recent 里没有,或者点了没反应:</w:t>
+      </w:r>
+      <w:r>
+        <w:t xml:space="preserve"> 按 Ctrl+Shift+P 打开命令面板 → 输入 WSL → 选 </w:t>
+      </w:r>
+      <w:r>
+        <w:rPr>
+          <w:b/>
+          <w:bCs/>
+        </w:rPr>
+        <w:t>「WSL: Open Folder in WSL...」</w:t>
+      </w:r>
+      <w:r>
+        <w:t xml:space="preserve"> → 选 Ubuntu → 在弹出的 Linux 路径里进到 /home/zhuanz1/0523-assistant → 打开。</w:t>
+      </w:r>
+    </w:p>
+    <w:p>
+      <w:r>
+        <w:rPr>
+          <w:b/>
+          <w:bCs/>
+        </w:rPr>
+        <w:t>进去之后,接着昨天干活:</w:t>
+      </w:r>
+    </w:p>
+    <w:p>
+      <w:pPr>
+        <w:numPr>
+          <w:ilvl w:val="0"/>
+          <w:numId w:val="2"/>
+        </w:numPr>
+      </w:pPr>
+      <w:r>
+        <w:t xml:space="preserve">打开终端:顶部菜单 </w:t>
+      </w:r>
+      <w:r>
+        <w:rPr>
+          <w:b/>
+          <w:bCs/>
+        </w:rPr>
+        <w:t>Terminal → New Terminal</w:t>
+      </w:r>
+      <w:r>
+        <w:t>(确认提示符是 zhuanz1@ZhuanZ:~/0523-assistant$)。</w:t>
+      </w:r>
+    </w:p>
+    <w:p>
+      <w:pPr>
+        <w:numPr>
+          <w:ilvl w:val="0"/>
+          <w:numId w:val="2"/>
+        </w:numPr>
+      </w:pPr>
+      <w:r>
+        <w:t xml:space="preserve">打开 Claude Code 面板:按 Ctrl + Alt + I,或点左侧 </w:t>
+      </w:r>
+      <w:r>
+        <w:rPr>
+          <w:b/>
+          <w:bCs/>
+        </w:rPr>
+        <w:t>Spark 图标</w:t>
+      </w:r>
+      <w:r>
+        <w:t>。</w:t>
+      </w:r>
+    </w:p>
+    <w:p>
+      <w:pPr>
+        <w:numPr>
+          <w:ilvl w:val="0"/>
+          <w:numId w:val="2"/>
+        </w:numPr>
+      </w:pPr>
+      <w:r>
+        <w:t xml:space="preserve">恢复昨天那个对话:在右侧 </w:t>
+      </w:r>
+      <w:r>
+        <w:rPr>
+          <w:b/>
+          <w:bCs/>
+        </w:rPr>
+        <w:t>SESSIONS</w:t>
+      </w:r>
+      <w:r>
+        <w:t xml:space="preserve"> 列表点最近那条;如果你是用终端跑的,就在终端敲 </w:t>
+      </w:r>
+      <w:r>
+        <w:rPr>
+          <w:rFonts w:hint="eastAsia"/>
+        </w:rPr>
+        <w:t>claude,</w:t>
+      </w:r>
+      <w:r>
+        <w:t>,进去后用 /resume 选回昨天的会话。</w:t>
+      </w:r>
+    </w:p>
+    <w:p>
+      <w:pPr>
+        <w:rPr>
+          <w:rFonts w:hint="eastAsia"/>
+        </w:rPr>
+      </w:pPr>
+      <w:r>
+        <w:rPr>
+          <w:noProof/>
+        </w:rPr>
+        <w:drawing>
+          <wp:inline distT="0" distB="0" distL="0" distR="0" wp14:anchorId="1D64D975" wp14:editId="628F439B">
+            <wp:extent cx="5274310" cy="4361815"/>
+            <wp:effectExtent l="0" t="0" r="2540" b="635"/>
+            <wp:docPr id="1474916319" name="图片 1"/>
+            <wp:cNvGraphicFramePr>
+              <a:graphicFrameLocks xmlns:a="http://schemas.openxmlformats.org/drawingml/2006/main" noChangeAspect="1"/>
+            </wp:cNvGraphicFramePr>
+            <a:graphic xmlns:a="http://schemas.openxmlformats.org/drawingml/2006/main">
+              <a:graphicData uri="http://schemas.openxmlformats.org/drawingml/2006/picture">
+                <pic:pic xmlns:pic="http://schemas.openxmlformats.org/drawingml/2006/picture">
+                  <pic:nvPicPr>
+                    <pic:cNvPr id="1474916319" name=""/>
+                    <pic:cNvPicPr/>
+                  </pic:nvPicPr>
+                  <pic:blipFill>
+                    <a:blip r:embed="rId8"/>
+                    <a:stretch>
+                      <a:fillRect/>
+                    </a:stretch>
+                  </pic:blipFill>
+                  <pic:spPr>
+                    <a:xfrm>
+                      <a:off x="0" y="0"/>
+                      <a:ext cx="5274310" cy="4361815"/>
+                    </a:xfrm>
+                    <a:prstGeom prst="rect">
+                      <a:avLst/>
+                    </a:prstGeom>
+                  </pic:spPr>
+                </pic:pic>
+              </a:graphicData>
+            </a:graphic>
+          </wp:inline>
+        </w:drawing>
       </w:r>
     </w:p>
     <w:sectPr>
@@ -362,6 +543,268 @@
 <file path=word/numbering.xml><?xml version="1.0" encoding="utf-8"?>
 <w:numbering xmlns:wpc="http://schemas.microsoft.com/office/word/2010/wordprocessingCanvas" xmlns:cx="http://schemas.microsoft.com/office/drawing/2014/chartex" xmlns:cx1="http://schemas.microsoft.com/office/drawing/2015/9/8/chartex" xmlns:cx2="http://schemas.microsoft.com/office/drawing/2015/10/21/chartex" xmlns:cx3="http://schemas.microsoft.com/office/drawing/2016/5/9/chartex" xmlns:cx4="http://schemas.microsoft.com/office/drawing/2016/5/10/chartex" xmlns:cx5="http://schemas.microsoft.com/office/drawing/2016/5/11/chartex" xmlns:cx6="http://schemas.microsoft.com/office/drawing/2016/5/12/chartex" xmlns:cx7="http://schemas.microsoft.com/office/drawing/2016/5/13/chartex" xmlns:cx8="http://schemas.microsoft.com/office/drawing/2016/5/14/chartex" xmlns:mc="http://schemas.openxmlformats.org/markup-compatibility/2006" xmlns:aink="http://schemas.microsoft.com/office/drawing/2016/ink" xmlns:am3d="http://schemas.microsoft.com/office/drawing/2017/model3d" xmlns:o="urn:schemas-microsoft-com:office:office" xmlns:oel="http://schemas.microsoft.com/office/2019/extlst" xmlns:r="http://schemas.openxmlformats.org/officeDocument/2006/relationships" xmlns:m="http://schemas.openxmlformats.org/officeDocument/2006/math" xmlns:v="urn:schemas-microsoft-com:vml" xmlns:wp14="http://schemas.microsoft.com/office/word/2010/wordprocessingDrawing" xmlns:wp="http://schemas.openxmlformats.org/drawingml/2006/wordprocessingDrawing" xmlns:w10="urn:schemas-microsoft-com:office:word" xmlns:w="http://schemas.openxmlformats.org/wordprocessingml/2006/main" xmlns:w14="http://schemas.microsoft.com/office/word/2010/wordml" xmlns:w15="http://schemas.microsoft.com/office/word/2012/wordml" xmlns:w16cex="http://schemas.microsoft.com/office/word/2018/wordml/cex" xmlns:w16cid="http://schemas.microsoft.com/office/word/2016/wordml/cid" xmlns:w16="http://schemas.microsoft.com/office/word/2018/wordml" xmlns:w16du="http://schemas.microsoft.com/office/word/2023/wordml/word16du" xmlns:w16sdtdh="http://schemas.microsoft.com/office/word/2020/wordml/sdtdatahash" xmlns:w16sdtfl="http://schemas.microsoft.com/office/word/2024/wordml/sdtformatlock" xmlns:w16se="http://schemas.microsoft.com/office/word/2015/wordml/symex" xmlns:wpg="http://schemas.microsoft.com/office/word/2010/wordprocessingGroup" xmlns:wpi="http://schemas.microsoft.com/office/word/2010/wordprocessingInk" xmlns:wne="http://schemas.microsoft.com/office/word/2006/wordml" xmlns:wps="http://schemas.microsoft.com/office/word/2010/wordprocessingShape" mc:Ignorable="w14 w15 w16se w16cid w16 w16cex w16sdtdh w16sdtfl w16du wp14">
   <w:abstractNum w:abstractNumId="0" w15:restartNumberingAfterBreak="0">
+    <w:nsid w:val="12E20BF0"/>
+    <w:multiLevelType w:val="multilevel"/>
+    <w:tmpl w:val="3F90EC52"/>
+    <w:lvl w:ilvl="0">
+      <w:start w:val="1"/>
+      <w:numFmt w:val="decimal"/>
+      <w:lvlText w:val="%1."/>
+      <w:lvlJc w:val="left"/>
+      <w:pPr>
+        <w:tabs>
+          <w:tab w:val="num" w:pos="720"/>
+        </w:tabs>
+        <w:ind w:left="720" w:hanging="360"/>
+      </w:pPr>
+    </w:lvl>
+    <w:lvl w:ilvl="1" w:tentative="1">
+      <w:start w:val="1"/>
+      <w:numFmt w:val="decimal"/>
+      <w:lvlText w:val="%2."/>
+      <w:lvlJc w:val="left"/>
+      <w:pPr>
+        <w:tabs>
+          <w:tab w:val="num" w:pos="1440"/>
+        </w:tabs>
+        <w:ind w:left="1440" w:hanging="360"/>
+      </w:pPr>
+    </w:lvl>
+    <w:lvl w:ilvl="2" w:tentative="1">
+      <w:start w:val="1"/>
+      <w:numFmt w:val="decimal"/>
+      <w:lvlText w:val="%3."/>
+      <w:lvlJc w:val="left"/>
+      <w:pPr>
+        <w:tabs>
+          <w:tab w:val="num" w:pos="2160"/>
+        </w:tabs>
+        <w:ind w:left="2160" w:hanging="360"/>
+      </w:pPr>
+    </w:lvl>
+    <w:lvl w:ilvl="3" w:tentative="1">
+      <w:start w:val="1"/>
+      <w:numFmt w:val="decimal"/>
+      <w:lvlText w:val="%4."/>
+      <w:lvlJc w:val="left"/>
+      <w:pPr>
+        <w:tabs>
+          <w:tab w:val="num" w:pos="2880"/>
+        </w:tabs>
+        <w:ind w:left="2880" w:hanging="360"/>
+      </w:pPr>
+    </w:lvl>
+    <w:lvl w:ilvl="4" w:tentative="1">
+      <w:start w:val="1"/>
+      <w:numFmt w:val="decimal"/>
+      <w:lvlText w:val="%5."/>
+      <w:lvlJc w:val="left"/>
+      <w:pPr>
+        <w:tabs>
+          <w:tab w:val="num" w:pos="3600"/>
+        </w:tabs>
+        <w:ind w:left="3600" w:hanging="360"/>
+      </w:pPr>
+    </w:lvl>
+    <w:lvl w:ilvl="5" w:tentative="1">
+      <w:start w:val="1"/>
+      <w:numFmt w:val="decimal"/>
+      <w:lvlText w:val="%6."/>
+      <w:lvlJc w:val="left"/>
+      <w:pPr>
+        <w:tabs>
+          <w:tab w:val="num" w:pos="4320"/>
+        </w:tabs>
+        <w:ind w:left="4320" w:hanging="360"/>
+      </w:pPr>
+    </w:lvl>
+    <w:lvl w:ilvl="6" w:tentative="1">
+      <w:start w:val="1"/>
+      <w:numFmt w:val="decimal"/>
+      <w:lvlText w:val="%7."/>
+      <w:lvlJc w:val="left"/>
+      <w:pPr>
+        <w:tabs>
+          <w:tab w:val="num" w:pos="5040"/>
+        </w:tabs>
+        <w:ind w:left="5040" w:hanging="360"/>
+      </w:pPr>
+    </w:lvl>
+    <w:lvl w:ilvl="7" w:tentative="1">
+      <w:start w:val="1"/>
+      <w:numFmt w:val="decimal"/>
+      <w:lvlText w:val="%8."/>
+      <w:lvlJc w:val="left"/>
+      <w:pPr>
+        <w:tabs>
+          <w:tab w:val="num" w:pos="5760"/>
+        </w:tabs>
+        <w:ind w:left="5760" w:hanging="360"/>
+      </w:pPr>
+    </w:lvl>
+    <w:lvl w:ilvl="8" w:tentative="1">
+      <w:start w:val="1"/>
+      <w:numFmt w:val="decimal"/>
+      <w:lvlText w:val="%9."/>
+      <w:lvlJc w:val="left"/>
+      <w:pPr>
+        <w:tabs>
+          <w:tab w:val="num" w:pos="6480"/>
+        </w:tabs>
+        <w:ind w:left="6480" w:hanging="360"/>
+      </w:pPr>
+    </w:lvl>
+  </w:abstractNum>
+  <w:abstractNum w:abstractNumId="1" w15:restartNumberingAfterBreak="0">
+    <w:nsid w:val="44886ADE"/>
+    <w:multiLevelType w:val="multilevel"/>
+    <w:tmpl w:val="4FF83152"/>
+    <w:lvl w:ilvl="0">
+      <w:start w:val="1"/>
+      <w:numFmt w:val="bullet"/>
+      <w:lvlText w:val=""/>
+      <w:lvlJc w:val="left"/>
+      <w:pPr>
+        <w:tabs>
+          <w:tab w:val="num" w:pos="720"/>
+        </w:tabs>
+        <w:ind w:left="720" w:hanging="360"/>
+      </w:pPr>
+      <w:rPr>
+        <w:rFonts w:ascii="Symbol" w:hAnsi="Symbol" w:hint="default"/>
+        <w:sz w:val="20"/>
+      </w:rPr>
+    </w:lvl>
+    <w:lvl w:ilvl="1" w:tentative="1">
+      <w:start w:val="1"/>
+      <w:numFmt w:val="bullet"/>
+      <w:lvlText w:val="o"/>
+      <w:lvlJc w:val="left"/>
+      <w:pPr>
+        <w:tabs>
+          <w:tab w:val="num" w:pos="1440"/>
+        </w:tabs>
+        <w:ind w:left="1440" w:hanging="360"/>
+      </w:pPr>
+      <w:rPr>
+        <w:rFonts w:ascii="Courier New" w:hAnsi="Courier New" w:hint="default"/>
+        <w:sz w:val="20"/>
+      </w:rPr>
+    </w:lvl>
+    <w:lvl w:ilvl="2" w:tentative="1">
+      <w:start w:val="1"/>
+      <w:numFmt w:val="bullet"/>
+      <w:lvlText w:val=""/>
+      <w:lvlJc w:val="left"/>
+      <w:pPr>
+        <w:tabs>
+          <w:tab w:val="num" w:pos="2160"/>
+        </w:tabs>
+        <w:ind w:left="2160" w:hanging="360"/>
+      </w:pPr>
+      <w:rPr>
+        <w:rFonts w:ascii="Wingdings" w:hAnsi="Wingdings" w:hint="default"/>
+        <w:sz w:val="20"/>
+      </w:rPr>
+    </w:lvl>
+    <w:lvl w:ilvl="3" w:tentative="1">
+      <w:start w:val="1"/>
+      <w:numFmt w:val="bullet"/>
+      <w:lvlText w:val=""/>
+      <w:lvlJc w:val="left"/>
+      <w:pPr>
+        <w:tabs>
+          <w:tab w:val="num" w:pos="2880"/>
+        </w:tabs>
+        <w:ind w:left="2880" w:hanging="360"/>
+      </w:pPr>
+      <w:rPr>
+        <w:rFonts w:ascii="Wingdings" w:hAnsi="Wingdings" w:hint="default"/>
+        <w:sz w:val="20"/>
+      </w:rPr>
+    </w:lvl>
+    <w:lvl w:ilvl="4" w:tentative="1">
+      <w:start w:val="1"/>
+      <w:numFmt w:val="bullet"/>
+      <w:lvlText w:val=""/>
+      <w:lvlJc w:val="left"/>
+      <w:pPr>
+        <w:tabs>
+          <w:tab w:val="num" w:pos="3600"/>
+        </w:tabs>
+        <w:ind w:left="3600" w:hanging="360"/>
+      </w:pPr>
+      <w:rPr>
+        <w:rFonts w:ascii="Wingdings" w:hAnsi="Wingdings" w:hint="default"/>
+        <w:sz w:val="20"/>
+      </w:rPr>
+    </w:lvl>
+    <w:lvl w:ilvl="5" w:tentative="1">
+      <w:start w:val="1"/>
+      <w:numFmt w:val="bullet"/>
+      <w:lvlText w:val=""/>
+      <w:lvlJc w:val="left"/>
+      <w:pPr>
+        <w:tabs>
+          <w:tab w:val="num" w:pos="4320"/>
+        </w:tabs>
+        <w:ind w:left="4320" w:hanging="360"/>
+      </w:pPr>
+      <w:rPr>
+        <w:rFonts w:ascii="Wingdings" w:hAnsi="Wingdings" w:hint="default"/>
+        <w:sz w:val="20"/>
+      </w:rPr>
+    </w:lvl>
+    <w:lvl w:ilvl="6" w:tentative="1">
+      <w:start w:val="1"/>
+      <w:numFmt w:val="bullet"/>
+      <w:lvlText w:val=""/>
+      <w:lvlJc w:val="left"/>
+      <w:pPr>
+        <w:tabs>
+          <w:tab w:val="num" w:pos="5040"/>
+        </w:tabs>
+        <w:ind w:left="5040" w:hanging="360"/>
+      </w:pPr>
+      <w:rPr>
+        <w:rFonts w:ascii="Wingdings" w:hAnsi="Wingdings" w:hint="default"/>
+        <w:sz w:val="20"/>
+      </w:rPr>
+    </w:lvl>
+    <w:lvl w:ilvl="7" w:tentative="1">
+      <w:start w:val="1"/>
+      <w:numFmt w:val="bullet"/>
+      <w:lvlText w:val=""/>
+      <w:lvlJc w:val="left"/>
+      <w:pPr>
+        <w:tabs>
+          <w:tab w:val="num" w:pos="5760"/>
+        </w:tabs>
+        <w:ind w:left="5760" w:hanging="360"/>
+      </w:pPr>
+      <w:rPr>
+        <w:rFonts w:ascii="Wingdings" w:hAnsi="Wingdings" w:hint="default"/>
+        <w:sz w:val="20"/>
+      </w:rPr>
+    </w:lvl>
+    <w:lvl w:ilvl="8" w:tentative="1">
+      <w:start w:val="1"/>
+      <w:numFmt w:val="bullet"/>
+      <w:lvlText w:val=""/>
+      <w:lvlJc w:val="left"/>
+      <w:pPr>
+        <w:tabs>
+          <w:tab w:val="num" w:pos="6480"/>
+        </w:tabs>
+        <w:ind w:left="6480" w:hanging="360"/>
+      </w:pPr>
+      <w:rPr>
+        <w:rFonts w:ascii="Wingdings" w:hAnsi="Wingdings" w:hint="default"/>
+        <w:sz w:val="20"/>
+      </w:rPr>
+    </w:lvl>
+  </w:abstractNum>
+  <w:abstractNum w:abstractNumId="2" w15:restartNumberingAfterBreak="0">
     <w:nsid w:val="775427CB"/>
     <w:multiLevelType w:val="hybridMultilevel"/>
     <w:tmpl w:val="C4FEC95C"/>
@@ -451,7 +894,13 @@
     </w:lvl>
   </w:abstractNum>
   <w:num w:numId="1" w16cid:durableId="1693874105">
+    <w:abstractNumId w:val="2"/>
+  </w:num>
+  <w:num w:numId="2" w16cid:durableId="1189106011">
     <w:abstractNumId w:val="0"/>
+  </w:num>
+  <w:num w:numId="3" w16cid:durableId="951592602">
+    <w:abstractNumId w:val="1"/>
   </w:num>
 </w:numbering>
 </file>
